--- a/docx/23-54453-3[Co4].docx
+++ b/docx/23-54453-3[Co4].docx
@@ -355,23 +355,7 @@
                 <w:color w:val="1F2D3D"/>
                 <w:sz w:val="18"/>
               </w:rPr>
-              <w:t>3</w:t>
-            </w:r>
-            <w:r>
-              <w:rPr>
-                <w:b/>
-                <w:color w:val="1F2D3D"/>
-                <w:sz w:val="18"/>
-              </w:rPr>
-              <w:t xml:space="preserve">   |   Section </w:t>
-            </w:r>
-            <w:r>
-              <w:rPr>
-                <w:b/>
-                <w:color w:val="1F2D3D"/>
-                <w:sz w:val="18"/>
-              </w:rPr>
-              <w:t>U</w:t>
+              <w:t>3   |   Section U</w:t>
             </w:r>
           </w:p>
         </w:tc>
@@ -812,14 +796,6 @@
             <w:pPr>
               <w:jc w:val="center"/>
             </w:pPr>
-            <w:r>
-              <w:rPr>
-                <w:b/>
-                <w:color w:val="17365D"/>
-                <w:sz w:val="22"/>
-              </w:rPr>
-              <w:t>5</w:t>
-            </w:r>
           </w:p>
         </w:tc>
         <w:tc>
@@ -831,14 +807,6 @@
             <w:pPr>
               <w:jc w:val="center"/>
             </w:pPr>
-            <w:r>
-              <w:rPr>
-                <w:b/>
-                <w:color w:val="17365D"/>
-                <w:sz w:val="22"/>
-              </w:rPr>
-              <w:t>5</w:t>
-            </w:r>
           </w:p>
         </w:tc>
         <w:tc>
@@ -850,14 +818,6 @@
             <w:pPr>
               <w:jc w:val="center"/>
             </w:pPr>
-            <w:r>
-              <w:rPr>
-                <w:b/>
-                <w:color w:val="17365D"/>
-                <w:sz w:val="22"/>
-              </w:rPr>
-              <w:t>0</w:t>
-            </w:r>
           </w:p>
         </w:tc>
         <w:tc>
@@ -869,14 +829,42 @@
             <w:pPr>
               <w:jc w:val="center"/>
             </w:pPr>
-            <w:r>
-              <w:rPr>
-                <w:b/>
-                <w:color w:val="17365D"/>
-                <w:sz w:val="22"/>
-              </w:rPr>
-              <w:t>2.0</w:t>
-            </w:r>
+          </w:p>
+        </w:tc>
+        <w:tc>
+          <w:tcPr>
+            <w:tcW w:w="1248" w:type="dxa"/>
+            <w:vAlign w:val="center"/>
+          </w:tcPr>
+          <w:p/>
+        </w:tc>
+        <w:tc>
+          <w:tcPr>
+            <w:tcW w:w="1248" w:type="dxa"/>
+            <w:vAlign w:val="center"/>
+          </w:tcPr>
+          <w:p>
+            <w:pPr>
+              <w:jc w:val="center"/>
+            </w:pPr>
+          </w:p>
+        </w:tc>
+        <w:tc>
+          <w:tcPr>
+            <w:tcW w:w="1248" w:type="dxa"/>
+            <w:vAlign w:val="center"/>
+          </w:tcPr>
+          <w:p/>
+        </w:tc>
+        <w:tc>
+          <w:tcPr>
+            <w:tcW w:w="1248" w:type="dxa"/>
+            <w:vAlign w:val="center"/>
+          </w:tcPr>
+          <w:p>
+            <w:pPr>
+              <w:jc w:val="center"/>
+            </w:pPr>
           </w:p>
         </w:tc>
         <w:tc>
@@ -888,90 +876,6 @@
             <w:pPr>
               <w:jc w:val="center"/>
             </w:pPr>
-            <w:r>
-              <w:rPr>
-                <w:b/>
-                <w:color w:val="17365D"/>
-                <w:sz w:val="22"/>
-              </w:rPr>
-              <w:t>4</w:t>
-            </w:r>
-          </w:p>
-        </w:tc>
-        <w:tc>
-          <w:tcPr>
-            <w:tcW w:w="1248" w:type="dxa"/>
-            <w:vAlign w:val="center"/>
-          </w:tcPr>
-          <w:p>
-            <w:pPr>
-              <w:jc w:val="center"/>
-            </w:pPr>
-            <w:r>
-              <w:rPr>
-                <w:b/>
-                <w:color w:val="17365D"/>
-                <w:sz w:val="22"/>
-              </w:rPr>
-              <w:t>2.4</w:t>
-            </w:r>
-          </w:p>
-        </w:tc>
-        <w:tc>
-          <w:tcPr>
-            <w:tcW w:w="1248" w:type="dxa"/>
-            <w:vAlign w:val="center"/>
-          </w:tcPr>
-          <w:p>
-            <w:pPr>
-              <w:jc w:val="center"/>
-            </w:pPr>
-            <w:r>
-              <w:rPr>
-                <w:b/>
-                <w:color w:val="17365D"/>
-                <w:sz w:val="22"/>
-              </w:rPr>
-              <w:t>4</w:t>
-            </w:r>
-          </w:p>
-        </w:tc>
-        <w:tc>
-          <w:tcPr>
-            <w:tcW w:w="1248" w:type="dxa"/>
-            <w:vAlign w:val="center"/>
-          </w:tcPr>
-          <w:p>
-            <w:pPr>
-              <w:jc w:val="center"/>
-            </w:pPr>
-            <w:r>
-              <w:rPr>
-                <w:b/>
-                <w:color w:val="17365D"/>
-                <w:sz w:val="22"/>
-              </w:rPr>
-              <w:t>2.4</w:t>
-            </w:r>
-          </w:p>
-        </w:tc>
-        <w:tc>
-          <w:tcPr>
-            <w:tcW w:w="1248" w:type="dxa"/>
-            <w:vAlign w:val="center"/>
-          </w:tcPr>
-          <w:p>
-            <w:pPr>
-              <w:jc w:val="center"/>
-            </w:pPr>
-            <w:r>
-              <w:rPr>
-                <w:b/>
-                <w:color w:val="17365D"/>
-                <w:sz w:val="22"/>
-              </w:rPr>
-              <w:t>6.8</w:t>
-            </w:r>
           </w:p>
         </w:tc>
       </w:tr>
@@ -995,6 +899,9 @@
         <w:jc w:val="center"/>
       </w:pPr>
       <w:r>
+        <w:rPr>
+          <w:noProof/>
+        </w:rPr>
         <w:drawing>
           <wp:inline distT="0" distB="0" distL="0" distR="0" wp14:anchorId="1341A95B" wp14:editId="524FBD77">
             <wp:extent cx="7132320" cy="4279265"/>
@@ -13016,10 +12923,6 @@
 </file>
 
 <file path=customXml/item1.xml><?xml version="1.0" encoding="utf-8"?>
-<b:Sources xmlns:b="http://schemas.openxmlformats.org/officeDocument/2006/bibliography" xmlns="http://schemas.openxmlformats.org/officeDocument/2006/bibliography" SelectedStyle="/APA.XSL" StyleName="APA"/>
-</file>
-
-<file path=customXml/item2.xml><?xml version="1.0" encoding="utf-8"?>
 <ct:contentTypeSchema xmlns:ct="http://schemas.microsoft.com/office/2006/metadata/contentType" xmlns:ma="http://schemas.microsoft.com/office/2006/metadata/properties/metaAttributes" ct:_="" ma:_="" ma:contentTypeName="Document" ma:contentTypeID="0x0101001B2BCDF1B2A22B4A8146FD01CC9FC177" ma:contentTypeVersion="10" ma:contentTypeDescription="Create a new document." ma:contentTypeScope="" ma:versionID="3e525043451833587e6b7d2d2ec3d492">
   <xsd:schema xmlns:xsd="http://www.w3.org/2001/XMLSchema" xmlns:xs="http://www.w3.org/2001/XMLSchema" xmlns:p="http://schemas.microsoft.com/office/2006/metadata/properties" xmlns:ns2="f1d0a431-73d2-4aed-a3b9-997dc2ad4fd8" xmlns:ns3="37e66944-e397-4f75-8f63-20bc0a6f2fd7" targetNamespace="http://schemas.microsoft.com/office/2006/metadata/properties" ma:root="true" ma:fieldsID="b36973d3bbbd2a2a9841aa468cc8a2bb" ns2:_="" ns3:_="">
     <xsd:import namespace="f1d0a431-73d2-4aed-a3b9-997dc2ad4fd8"/>
@@ -13208,7 +13111,20 @@
 </ct:contentTypeSchema>
 </file>
 
+<file path=customXml/item2.xml><?xml version="1.0" encoding="utf-8"?>
+<b:Sources xmlns:b="http://schemas.openxmlformats.org/officeDocument/2006/bibliography" xmlns="http://schemas.openxmlformats.org/officeDocument/2006/bibliography" SelectedStyle="/APA.XSL" StyleName="APA"/>
+</file>
+
 <file path=customXml/item3.xml><?xml version="1.0" encoding="utf-8"?>
+<?mso-contentType ?>
+<FormTemplates xmlns="http://schemas.microsoft.com/sharepoint/v3/contenttype/forms">
+  <Display>DocumentLibraryForm</Display>
+  <Edit>DocumentLibraryForm</Edit>
+  <New>DocumentLibraryForm</New>
+</FormTemplates>
+</file>
+
+<file path=customXml/item4.xml><?xml version="1.0" encoding="utf-8"?>
 <p:properties xmlns:p="http://schemas.microsoft.com/office/2006/metadata/properties" xmlns:xsi="http://www.w3.org/2001/XMLSchema-instance" xmlns:pc="http://schemas.microsoft.com/office/infopath/2007/PartnerControls">
   <documentManagement>
     <lcf76f155ced4ddcb4097134ff3c332f xmlns="f1d0a431-73d2-4aed-a3b9-997dc2ad4fd8">
@@ -13219,24 +13135,7 @@
 </p:properties>
 </file>
 
-<file path=customXml/item4.xml><?xml version="1.0" encoding="utf-8"?>
-<?mso-contentType ?>
-<FormTemplates xmlns="http://schemas.microsoft.com/sharepoint/v3/contenttype/forms">
-  <Display>DocumentLibraryForm</Display>
-  <Edit>DocumentLibraryForm</Edit>
-  <New>DocumentLibraryForm</New>
-</FormTemplates>
-</file>
-
 <file path=customXml/itemProps1.xml><?xml version="1.0" encoding="utf-8"?>
-<ds:datastoreItem xmlns:ds="http://schemas.openxmlformats.org/officeDocument/2006/customXml" ds:itemID="{EF278816-EC6F-A645-907D-7F25AECB1D4A}">
-  <ds:schemaRefs>
-    <ds:schemaRef ds:uri="http://schemas.openxmlformats.org/officeDocument/2006/bibliography"/>
-  </ds:schemaRefs>
-</ds:datastoreItem>
-</file>
-
-<file path=customXml/itemProps2.xml><?xml version="1.0" encoding="utf-8"?>
 <ds:datastoreItem xmlns:ds="http://schemas.openxmlformats.org/officeDocument/2006/customXml" ds:itemID="{DF53E376-3202-4FA5-A1AB-B5646CB551FE}">
   <ds:schemaRefs>
     <ds:schemaRef ds:uri="http://schemas.microsoft.com/office/2006/metadata/contentType"/>
@@ -13255,7 +13154,23 @@
 </ds:datastoreItem>
 </file>
 
+<file path=customXml/itemProps2.xml><?xml version="1.0" encoding="utf-8"?>
+<ds:datastoreItem xmlns:ds="http://schemas.openxmlformats.org/officeDocument/2006/customXml" ds:itemID="{EF278816-EC6F-A645-907D-7F25AECB1D4A}">
+  <ds:schemaRefs>
+    <ds:schemaRef ds:uri="http://schemas.openxmlformats.org/officeDocument/2006/bibliography"/>
+  </ds:schemaRefs>
+</ds:datastoreItem>
+</file>
+
 <file path=customXml/itemProps3.xml><?xml version="1.0" encoding="utf-8"?>
+<ds:datastoreItem xmlns:ds="http://schemas.openxmlformats.org/officeDocument/2006/customXml" ds:itemID="{EF906749-D2B3-4825-A561-E9A7D8D96A19}">
+  <ds:schemaRefs>
+    <ds:schemaRef ds:uri="http://schemas.microsoft.com/sharepoint/v3/contenttype/forms"/>
+  </ds:schemaRefs>
+</ds:datastoreItem>
+</file>
+
+<file path=customXml/itemProps4.xml><?xml version="1.0" encoding="utf-8"?>
 <ds:datastoreItem xmlns:ds="http://schemas.openxmlformats.org/officeDocument/2006/customXml" ds:itemID="{BDFBAE8B-8A43-41D2-9F3E-B8CF45EDFD2F}">
   <ds:schemaRefs>
     <ds:schemaRef ds:uri="http://schemas.microsoft.com/office/2006/metadata/properties"/>
@@ -13264,12 +13179,4 @@
     <ds:schemaRef ds:uri="37e66944-e397-4f75-8f63-20bc0a6f2fd7"/>
   </ds:schemaRefs>
 </ds:datastoreItem>
-</file>
-
-<file path=customXml/itemProps4.xml><?xml version="1.0" encoding="utf-8"?>
-<ds:datastoreItem xmlns:ds="http://schemas.openxmlformats.org/officeDocument/2006/customXml" ds:itemID="{EF906749-D2B3-4825-A561-E9A7D8D96A19}">
-  <ds:schemaRefs>
-    <ds:schemaRef ds:uri="http://schemas.microsoft.com/sharepoint/v3/contenttype/forms"/>
-  </ds:schemaRefs>
-</ds:datastoreItem>
 </file>